--- a/Proposal.docx
+++ b/Proposal.docx
@@ -48,13 +48,44 @@
       </w:r>
     </w:p>
     <w:p>
+      <w:pPr>
+        <w:spacing w:after="120"/>
+      </w:pPr>
       <w:r>
-        <w:t>For this assignment, I propose to create a Personal Screen Time Tracker, a Python application that will store, analyse, and visualise my daily device usage. I want to understand how much time I spend using my device, what types of activities take up the most time, and whether my screen time is related to my perceived ability to focus.</w:t>
+        <w:t>For this assignment, I propose to build a Personal Screen Time Tracker that stores, analyses and visualises my daily computer usage. To measure my screen time, I will use Daily, an open-source Windows desktop application that I developed myself (https://github.com/aaron-sequeira/Daily). Daily tracks the active applications and windows on my computer and presents screen-time summaries. I want to investigate how much time I spend on my computer, which types of activities use the most time, and whether screen time is associated with my self-reported ability to focus.</w:t>
       </w:r>
+      <w:proofErr w:type="spellStart"/>
+      <w:proofErr w:type="gramStart"/>
+      <w:r/>
+      <w:proofErr w:type="spellEnd"/>
+      <w:proofErr w:type="gramEnd"/>
+      <w:r/>
+      <w:r/>
+      <w:r/>
+      <w:proofErr w:type="spellStart"/>
+      <w:r/>
+      <w:proofErr w:type="spellEnd"/>
+      <w:r/>
+      <w:proofErr w:type="gramStart"/>
+      <w:r/>
+      <w:proofErr w:type="gramEnd"/>
+      <w:r/>
+      <w:r/>
+      <w:proofErr w:type="spellStart"/>
+      <w:r/>
+      <w:proofErr w:type="spellEnd"/>
+      <w:r/>
+      <w:proofErr w:type="spellStart"/>
+      <w:r/>
+      <w:proofErr w:type="spellEnd"/>
+      <w:r/>
     </w:p>
     <w:p>
+      <w:pPr>
+        <w:spacing w:after="120"/>
+      </w:pPr>
       <w:r>
-        <w:t>The dataset will be created from observations I personally record each day. The application will use a CSV file, an SQLite database, pandas, and Matplotlib. An interactive text-based menu will allow a user to add, view, filter, and analyse observations.</w:t>
+        <w:t>Daily will be my measurement tool, not the Python application submitted for this assignment. I will personally read its daily usage summaries and manually record the values in my CSV on the same day. A separate Python program will load these observations into SQLite and use pandas and Matplotlib for analysis and visualisation. An interactive text-based menu will let a user add, view, filter and analyse observations.</w:t>
       </w:r>
     </w:p>
     <w:p>
@@ -94,13 +125,19 @@
       </w:r>
     </w:p>
     <w:p>
+      <w:pPr>
+        <w:spacing w:after="120"/>
+      </w:pPr>
       <w:r>
-        <w:t>I will record one observation per day for one chosen device, reading the daily usage information myself from that device's built-in screen-time dashboard. I will aim for at least 50 genuine observations over the remaining collection period, with 20 rows as the assignment minimum. I will not invent observations or fill in days I missed.</w:t>
+        <w:t>I plan to record one observation per day for my Windows computer, using figures I personally read from Daily's Today view. I will aim for at least 50 genuine observations over the collection period, with 20 rows as the assignment minimum. I will not reconstruct missed days from historical reports or create estimated values.</w:t>
       </w:r>
     </w:p>
     <w:p>
+      <w:pPr>
+        <w:spacing w:after="120"/>
+      </w:pPr>
       <w:r>
-        <w:t>Before collecting data, I will define which apps belong to each category. The five activity-category minute values must add up to the daily total, and I will record a blank value when an optional measurement is unavailable rather than guessing.</w:t>
+        <w:t>Daily groups tracked activity into Work, Learning, Communication, Entertainment, Social and Other. For the assignment CSV, I will apply a documented, consistent mapping: Work to productivity, Learning to education, Communication to other, and the remaining named categories to their corresponding columns. I will check whether the displayed figures are sufficiently detailed to account for the recorded daily total; if they are not, I will document the limitation rather than invent a breakdown. Optional values such as device pickups will remain blank if Daily does not provide them.</w:t>
       </w:r>
     </w:p>
     <w:tbl>
@@ -258,14 +295,8 @@
             <w:tcW w:w="2880" w:type="dxa"/>
           </w:tcPr>
           <w:p>
-            <w:pPr>
-              <w:cnfStyle w:val="000000000000" w:firstRow="0" w:lastRow="0" w:firstColumn="0" w:lastColumn="0" w:oddVBand="0" w:evenVBand="0" w:oddHBand="0" w:evenHBand="0" w:firstRowFirstColumn="0" w:firstRowLastColumn="0" w:lastRowFirstColumn="0" w:lastRowLastColumn="0"/>
-            </w:pPr>
             <w:r>
-              <w:rPr>
-                <w:sz w:val="16"/>
-              </w:rPr>
-              <w:t>Phone, Tablet or Computer</w:t>
+              <w:t>Computer (Windows PC measured using Daily)</w:t>
             </w:r>
           </w:p>
         </w:tc>
@@ -745,13 +776,19 @@
       </w:r>
     </w:p>
     <w:p>
+      <w:pPr>
+        <w:spacing w:after="120"/>
+      </w:pPr>
       <w:r>
-        <w:t>Each day I will open the device's screen-time dashboard, manually read the daily figures and enter them into my CSV using the program. I will record my own focus rating on the same day. I will keep the measurement method and app categories consistent, and note any changes or missing observations in a collection diary.</w:t>
+        <w:t>Each day I will open Daily on my Windows computer, read the current day's screen-time totals and activity categories, and type those measurements manually into my assignment's Python application/CSV. Daily collects the underlying device-activity measurements automatically, but I will personally observe and transcribe each recorded value on the day. I will also enter my own focus rating on the same day and log any measurement limitations, changed category rules or missed observations in a collection diary.</w:t>
       </w:r>
     </w:p>
     <w:p>
+      <w:pPr>
+        <w:spacing w:after="120"/>
+      </w:pPr>
       <w:r>
-        <w:t>I will commit the updated CSV to GitHub on each day I collect data. I will also take a few genuine photographs of the collection process and include them in the project README. I will not download datasets, use APIs or app-history exports, make up historical values, or use AI-generated data.</w:t>
+        <w:t>I will commit the updated CSV to GitHub on each day I collect observations and include genuine photos or screenshots documenting the process in my README, with private information hidden. I will not use Daily's export feature, download its stored history in bulk, scrape its database, use an API to populate the CSV, back-fill missing days or use AI-generated observations. The Daily source code is available at https://github.com/aaron-sequeira/Daily.</w:t>
       </w:r>
     </w:p>
     <w:p>
@@ -824,8 +861,11 @@
       </w:r>
     </w:p>
     <w:p>
+      <w:pPr>
+        <w:spacing w:after="120"/>
+      </w:pPr>
       <w:r>
-        <w:t>I expect to produce a working Python program and a personally collected dataset that can help me identify patterns in my device use. I will use the actual observations to answer my research questions and discuss any limitations, including missing days, imperfect app categories and the fact that a relationship between two measures does not prove causation.</w:t>
+        <w:t>I expect to produce a working Python application and a genuinely hand-recorded dataset derived from my own computer-use observations in Daily. The results should help me identify patterns in daily screen time and focus. I will discuss missing days, classification differences between Daily and the CSV, and the fact that correlations do not establish causation.</w:t>
       </w:r>
     </w:p>
     <w:p>
